--- a/examples/03-tables/output.docx
+++ b/examples/03-tables/output.docx
@@ -23,6 +23,106 @@
         <w:t>Simple Grid Table</w:t>
       </w:r>
     </w:p>
+    <w:tbl>
+      <w:tblPr/>
+      <w:tblGrid>
+        <w:gridCol/>
+        <w:gridCol/>
+        <w:gridCol/>
+      </w:tblGrid>
+      <w:tr>
+        <w:tc>
+          <w:p>
+            <w:r>
+              <w:t>Name</w:t>
+            </w:r>
+          </w:p>
+        </w:tc>
+        <w:tc>
+          <w:p>
+            <w:r>
+              <w:t>Language</w:t>
+            </w:r>
+          </w:p>
+        </w:tc>
+        <w:tc>
+          <w:p>
+            <w:r>
+              <w:t>Paradigm</w:t>
+            </w:r>
+          </w:p>
+        </w:tc>
+      </w:tr>
+      <w:tr>
+        <w:tc>
+          <w:p>
+            <w:r>
+              <w:t>Go</w:t>
+            </w:r>
+          </w:p>
+        </w:tc>
+        <w:tc>
+          <w:p>
+            <w:r>
+              <w:t>Statically typed</w:t>
+            </w:r>
+          </w:p>
+        </w:tc>
+        <w:tc>
+          <w:p>
+            <w:r>
+              <w:t>Compiled</w:t>
+            </w:r>
+          </w:p>
+        </w:tc>
+      </w:tr>
+      <w:tr>
+        <w:tc>
+          <w:p>
+            <w:r>
+              <w:t>Python</w:t>
+            </w:r>
+          </w:p>
+        </w:tc>
+        <w:tc>
+          <w:p>
+            <w:r>
+              <w:t>Dynamically typed</w:t>
+            </w:r>
+          </w:p>
+        </w:tc>
+        <w:tc>
+          <w:p>
+            <w:r>
+              <w:t>Interpreted</w:t>
+            </w:r>
+          </w:p>
+        </w:tc>
+      </w:tr>
+      <w:tr>
+        <w:tc>
+          <w:p>
+            <w:r>
+              <w:t>Rust</w:t>
+            </w:r>
+          </w:p>
+        </w:tc>
+        <w:tc>
+          <w:p>
+            <w:r>
+              <w:t>Statically typed</w:t>
+            </w:r>
+          </w:p>
+        </w:tc>
+        <w:tc>
+          <w:p>
+            <w:r>
+              <w:t>Compiled</w:t>
+            </w:r>
+          </w:p>
+        </w:tc>
+      </w:tr>
+    </w:tbl>
     <w:p/>
     <w:p>
       <w:pPr>
@@ -32,106 +132,6 @@
         <w:t>Complex Builder Table</w:t>
       </w:r>
     </w:p>
-    <w:tbl>
-      <w:tblPr/>
-      <w:tblGrid>
-        <w:gridCol/>
-        <w:gridCol/>
-        <w:gridCol/>
-      </w:tblGrid>
-      <w:tr>
-        <w:tc>
-          <w:p>
-            <w:r>
-              <w:t>Name</w:t>
-            </w:r>
-          </w:p>
-        </w:tc>
-        <w:tc>
-          <w:p>
-            <w:r>
-              <w:t>Language</w:t>
-            </w:r>
-          </w:p>
-        </w:tc>
-        <w:tc>
-          <w:p>
-            <w:r>
-              <w:t>Paradigm</w:t>
-            </w:r>
-          </w:p>
-        </w:tc>
-      </w:tr>
-      <w:tr>
-        <w:tc>
-          <w:p>
-            <w:r>
-              <w:t>Go</w:t>
-            </w:r>
-          </w:p>
-        </w:tc>
-        <w:tc>
-          <w:p>
-            <w:r>
-              <w:t>Statically typed</w:t>
-            </w:r>
-          </w:p>
-        </w:tc>
-        <w:tc>
-          <w:p>
-            <w:r>
-              <w:t>Compiled</w:t>
-            </w:r>
-          </w:p>
-        </w:tc>
-      </w:tr>
-      <w:tr>
-        <w:tc>
-          <w:p>
-            <w:r>
-              <w:t>Python</w:t>
-            </w:r>
-          </w:p>
-        </w:tc>
-        <w:tc>
-          <w:p>
-            <w:r>
-              <w:t>Dynamically typed</w:t>
-            </w:r>
-          </w:p>
-        </w:tc>
-        <w:tc>
-          <w:p>
-            <w:r>
-              <w:t>Interpreted</w:t>
-            </w:r>
-          </w:p>
-        </w:tc>
-      </w:tr>
-      <w:tr>
-        <w:tc>
-          <w:p>
-            <w:r>
-              <w:t>Rust</w:t>
-            </w:r>
-          </w:p>
-        </w:tc>
-        <w:tc>
-          <w:p>
-            <w:r>
-              <w:t>Statically typed</w:t>
-            </w:r>
-          </w:p>
-        </w:tc>
-        <w:tc>
-          <w:p>
-            <w:r>
-              <w:t>Compiled</w:t>
-            </w:r>
-          </w:p>
-        </w:tc>
-      </w:tr>
-    </w:tbl>
     <w:tbl>
       <w:tblPr>
         <w:tblStyle w:val="LightGridAccent1"/>
@@ -650,15 +650,15 @@
     <w:lsdException w:name="Smart Hyperlink" w:semiHidden="1" w:unhideWhenUsed="1"/>
     <w:lsdException w:name="Smart Link" w:semiHidden="1" w:unhideWhenUsed="1"/>
   </w:latentStyles>
-  <w:style w:type="paragraph" w:default="1" w:styleId="Normale">
+  <w:style w:type="paragraph" w:default="1" w:styleId="Normal">
     <w:name w:val="Normal"/>
     <w:qFormat/>
   </w:style>
-  <w:style w:type="paragraph" w:styleId="Titolo1">
+  <w:style w:type="paragraph" w:styleId="Heading1">
     <w:name w:val="heading 1"/>
-    <w:basedOn w:val="Normale"/>
-    <w:next w:val="Normale"/>
-    <w:link w:val="Titolo1Carattere"/>
+    <w:basedOn w:val="Normal"/>
+    <w:next w:val="Normal"/>
+    <w:link w:val="Heading1Char"/>
     <w:uiPriority w:val="9"/>
     <w:qFormat/>
     <w:rsid w:val="001573D8"/>
@@ -675,11 +675,11 @@
       <w:szCs w:val="40"/>
     </w:rPr>
   </w:style>
-  <w:style w:type="paragraph" w:styleId="Titolo2">
+  <w:style w:type="paragraph" w:styleId="Heading2">
     <w:name w:val="heading 2"/>
-    <w:basedOn w:val="Normale"/>
-    <w:next w:val="Normale"/>
-    <w:link w:val="Titolo2Carattere"/>
+    <w:basedOn w:val="Normal"/>
+    <w:next w:val="Normal"/>
+    <w:link w:val="Heading2Char"/>
     <w:uiPriority w:val="9"/>
     <w:semiHidden/>
     <w:unhideWhenUsed/>
@@ -698,11 +698,11 @@
       <w:szCs w:val="32"/>
     </w:rPr>
   </w:style>
-  <w:style w:type="paragraph" w:styleId="Titolo3">
+  <w:style w:type="paragraph" w:styleId="Heading3">
     <w:name w:val="heading 3"/>
-    <w:basedOn w:val="Normale"/>
-    <w:next w:val="Normale"/>
-    <w:link w:val="Titolo3Carattere"/>
+    <w:basedOn w:val="Normal"/>
+    <w:next w:val="Normal"/>
+    <w:link w:val="Heading3Char"/>
     <w:uiPriority w:val="9"/>
     <w:semiHidden/>
     <w:unhideWhenUsed/>
@@ -721,11 +721,11 @@
       <w:szCs w:val="28"/>
     </w:rPr>
   </w:style>
-  <w:style w:type="paragraph" w:styleId="Titolo4">
+  <w:style w:type="paragraph" w:styleId="Heading4">
     <w:name w:val="heading 4"/>
-    <w:basedOn w:val="Normale"/>
-    <w:next w:val="Normale"/>
-    <w:link w:val="Titolo4Carattere"/>
+    <w:basedOn w:val="Normal"/>
+    <w:next w:val="Normal"/>
+    <w:link w:val="Heading4Char"/>
     <w:uiPriority w:val="9"/>
     <w:semiHidden/>
     <w:unhideWhenUsed/>
@@ -744,11 +744,11 @@
       <w:color w:val="0F4761" w:themeColor="accent1" w:themeShade="BF"/>
     </w:rPr>
   </w:style>
-  <w:style w:type="paragraph" w:styleId="Titolo5">
+  <w:style w:type="paragraph" w:styleId="Heading5">
     <w:name w:val="heading 5"/>
-    <w:basedOn w:val="Normale"/>
-    <w:next w:val="Normale"/>
-    <w:link w:val="Titolo5Carattere"/>
+    <w:basedOn w:val="Normal"/>
+    <w:next w:val="Normal"/>
+    <w:link w:val="Heading5Char"/>
     <w:uiPriority w:val="9"/>
     <w:semiHidden/>
     <w:unhideWhenUsed/>
@@ -765,11 +765,11 @@
       <w:color w:val="0F4761" w:themeColor="accent1" w:themeShade="BF"/>
     </w:rPr>
   </w:style>
-  <w:style w:type="paragraph" w:styleId="Titolo6">
+  <w:style w:type="paragraph" w:styleId="Heading6">
     <w:name w:val="heading 6"/>
-    <w:basedOn w:val="Normale"/>
-    <w:next w:val="Normale"/>
-    <w:link w:val="Titolo6Carattere"/>
+    <w:basedOn w:val="Normal"/>
+    <w:next w:val="Normal"/>
+    <w:link w:val="Heading6Char"/>
     <w:uiPriority w:val="9"/>
     <w:semiHidden/>
     <w:unhideWhenUsed/>
@@ -788,11 +788,11 @@
       <w:color w:val="595959" w:themeColor="text1" w:themeTint="A6"/>
     </w:rPr>
   </w:style>
-  <w:style w:type="paragraph" w:styleId="Titolo7">
+  <w:style w:type="paragraph" w:styleId="Heading7">
     <w:name w:val="heading 7"/>
-    <w:basedOn w:val="Normale"/>
-    <w:next w:val="Normale"/>
-    <w:link w:val="Titolo7Carattere"/>
+    <w:basedOn w:val="Normal"/>
+    <w:next w:val="Normal"/>
+    <w:link w:val="Heading7Char"/>
     <w:uiPriority w:val="9"/>
     <w:semiHidden/>
     <w:unhideWhenUsed/>
@@ -809,11 +809,11 @@
       <w:color w:val="595959" w:themeColor="text1" w:themeTint="A6"/>
     </w:rPr>
   </w:style>
-  <w:style w:type="paragraph" w:styleId="Titolo8">
+  <w:style w:type="paragraph" w:styleId="Heading8">
     <w:name w:val="heading 8"/>
-    <w:basedOn w:val="Normale"/>
-    <w:next w:val="Normale"/>
-    <w:link w:val="Titolo8Carattere"/>
+    <w:basedOn w:val="Normal"/>
+    <w:next w:val="Normal"/>
+    <w:link w:val="Heading8Char"/>
     <w:uiPriority w:val="9"/>
     <w:semiHidden/>
     <w:unhideWhenUsed/>
@@ -831,11 +831,11 @@
       <w:color w:val="272727" w:themeColor="text1" w:themeTint="D8"/>
     </w:rPr>
   </w:style>
-  <w:style w:type="paragraph" w:styleId="Titolo9">
+  <w:style w:type="paragraph" w:styleId="Heading9">
     <w:name w:val="heading 9"/>
-    <w:basedOn w:val="Normale"/>
-    <w:next w:val="Normale"/>
-    <w:link w:val="Titolo9Carattere"/>
+    <w:basedOn w:val="Normal"/>
+    <w:next w:val="Normal"/>
+    <w:link w:val="Heading9Char"/>
     <w:uiPriority w:val="9"/>
     <w:semiHidden/>
     <w:unhideWhenUsed/>
@@ -851,13 +851,13 @@
       <w:color w:val="272727" w:themeColor="text1" w:themeTint="D8"/>
     </w:rPr>
   </w:style>
-  <w:style w:type="character" w:default="1" w:styleId="Carpredefinitoparagrafo">
+  <w:style w:type="character" w:default="1" w:styleId="DefaultParagraphFont">
     <w:name w:val="Default Paragraph Font"/>
     <w:uiPriority w:val="1"/>
     <w:semiHidden/>
     <w:unhideWhenUsed/>
   </w:style>
-  <w:style w:type="table" w:default="1" w:styleId="Tabellanormale">
+  <w:style w:type="table" w:default="1" w:styleId="TableNormal">
     <w:name w:val="Normal Table"/>
     <w:uiPriority w:val="99"/>
     <w:semiHidden/>
@@ -872,16 +872,16 @@
       </w:tblCellMar>
     </w:tblPr>
   </w:style>
-  <w:style w:type="numbering" w:default="1" w:styleId="Nessunelenco">
+  <w:style w:type="numbering" w:default="1" w:styleId="NoList">
     <w:name w:val="No List"/>
     <w:uiPriority w:val="99"/>
     <w:semiHidden/>
     <w:unhideWhenUsed/>
   </w:style>
-  <w:style w:type="character" w:customStyle="1" w:styleId="Titolo1Carattere">
+  <w:style w:type="character" w:customStyle="1" w:styleId="Heading1Char">
     <w:name w:val="Titolo 1 Carattere"/>
-    <w:basedOn w:val="Carpredefinitoparagrafo"/>
-    <w:link w:val="Titolo1"/>
+    <w:basedOn w:val="DefaultParagraphFont"/>
+    <w:link w:val="Heading1"/>
     <w:uiPriority w:val="9"/>
     <w:rsid w:val="001573D8"/>
     <w:rPr>
@@ -891,10 +891,10 @@
       <w:szCs w:val="40"/>
     </w:rPr>
   </w:style>
-  <w:style w:type="character" w:customStyle="1" w:styleId="Titolo2Carattere">
+  <w:style w:type="character" w:customStyle="1" w:styleId="Heading2Char">
     <w:name w:val="Titolo 2 Carattere"/>
-    <w:basedOn w:val="Carpredefinitoparagrafo"/>
-    <w:link w:val="Titolo2"/>
+    <w:basedOn w:val="DefaultParagraphFont"/>
+    <w:link w:val="Heading2"/>
     <w:uiPriority w:val="9"/>
     <w:semiHidden/>
     <w:rsid w:val="001573D8"/>
@@ -905,10 +905,10 @@
       <w:szCs w:val="32"/>
     </w:rPr>
   </w:style>
-  <w:style w:type="character" w:customStyle="1" w:styleId="Titolo3Carattere">
+  <w:style w:type="character" w:customStyle="1" w:styleId="Heading3Char">
     <w:name w:val="Titolo 3 Carattere"/>
-    <w:basedOn w:val="Carpredefinitoparagrafo"/>
-    <w:link w:val="Titolo3"/>
+    <w:basedOn w:val="DefaultParagraphFont"/>
+    <w:link w:val="Heading3"/>
     <w:uiPriority w:val="9"/>
     <w:semiHidden/>
     <w:rsid w:val="001573D8"/>
@@ -919,10 +919,10 @@
       <w:szCs w:val="28"/>
     </w:rPr>
   </w:style>
-  <w:style w:type="character" w:customStyle="1" w:styleId="Titolo4Carattere">
+  <w:style w:type="character" w:customStyle="1" w:styleId="Heading4Char">
     <w:name w:val="Titolo 4 Carattere"/>
-    <w:basedOn w:val="Carpredefinitoparagrafo"/>
-    <w:link w:val="Titolo4"/>
+    <w:basedOn w:val="DefaultParagraphFont"/>
+    <w:link w:val="Heading4"/>
     <w:uiPriority w:val="9"/>
     <w:semiHidden/>
     <w:rsid w:val="001573D8"/>
@@ -933,10 +933,10 @@
       <w:color w:val="0F4761" w:themeColor="accent1" w:themeShade="BF"/>
     </w:rPr>
   </w:style>
-  <w:style w:type="character" w:customStyle="1" w:styleId="Titolo5Carattere">
+  <w:style w:type="character" w:customStyle="1" w:styleId="Heading5Char">
     <w:name w:val="Titolo 5 Carattere"/>
-    <w:basedOn w:val="Carpredefinitoparagrafo"/>
-    <w:link w:val="Titolo5"/>
+    <w:basedOn w:val="DefaultParagraphFont"/>
+    <w:link w:val="Heading5"/>
     <w:uiPriority w:val="9"/>
     <w:semiHidden/>
     <w:rsid w:val="001573D8"/>
@@ -945,10 +945,10 @@
       <w:color w:val="0F4761" w:themeColor="accent1" w:themeShade="BF"/>
     </w:rPr>
   </w:style>
-  <w:style w:type="character" w:customStyle="1" w:styleId="Titolo6Carattere">
+  <w:style w:type="character" w:customStyle="1" w:styleId="Heading6Char">
     <w:name w:val="Titolo 6 Carattere"/>
-    <w:basedOn w:val="Carpredefinitoparagrafo"/>
-    <w:link w:val="Titolo6"/>
+    <w:basedOn w:val="DefaultParagraphFont"/>
+    <w:link w:val="Heading6"/>
     <w:uiPriority w:val="9"/>
     <w:semiHidden/>
     <w:rsid w:val="001573D8"/>
@@ -959,10 +959,10 @@
       <w:color w:val="595959" w:themeColor="text1" w:themeTint="A6"/>
     </w:rPr>
   </w:style>
-  <w:style w:type="character" w:customStyle="1" w:styleId="Titolo7Carattere">
+  <w:style w:type="character" w:customStyle="1" w:styleId="Heading7Char">
     <w:name w:val="Titolo 7 Carattere"/>
-    <w:basedOn w:val="Carpredefinitoparagrafo"/>
-    <w:link w:val="Titolo7"/>
+    <w:basedOn w:val="DefaultParagraphFont"/>
+    <w:link w:val="Heading7"/>
     <w:uiPriority w:val="9"/>
     <w:semiHidden/>
     <w:rsid w:val="001573D8"/>
@@ -971,10 +971,10 @@
       <w:color w:val="595959" w:themeColor="text1" w:themeTint="A6"/>
     </w:rPr>
   </w:style>
-  <w:style w:type="character" w:customStyle="1" w:styleId="Titolo8Carattere">
+  <w:style w:type="character" w:customStyle="1" w:styleId="Heading8Char">
     <w:name w:val="Titolo 8 Carattere"/>
-    <w:basedOn w:val="Carpredefinitoparagrafo"/>
-    <w:link w:val="Titolo8"/>
+    <w:basedOn w:val="DefaultParagraphFont"/>
+    <w:link w:val="Heading8"/>
     <w:uiPriority w:val="9"/>
     <w:semiHidden/>
     <w:rsid w:val="001573D8"/>
@@ -985,10 +985,10 @@
       <w:color w:val="272727" w:themeColor="text1" w:themeTint="D8"/>
     </w:rPr>
   </w:style>
-  <w:style w:type="character" w:customStyle="1" w:styleId="Titolo9Carattere">
+  <w:style w:type="character" w:customStyle="1" w:styleId="Heading9Char">
     <w:name w:val="Titolo 9 Carattere"/>
-    <w:basedOn w:val="Carpredefinitoparagrafo"/>
-    <w:link w:val="Titolo9"/>
+    <w:basedOn w:val="DefaultParagraphFont"/>
+    <w:link w:val="Heading9"/>
     <w:uiPriority w:val="9"/>
     <w:semiHidden/>
     <w:rsid w:val="001573D8"/>
@@ -997,11 +997,11 @@
       <w:color w:val="272727" w:themeColor="text1" w:themeTint="D8"/>
     </w:rPr>
   </w:style>
-  <w:style w:type="paragraph" w:styleId="Titolo">
+  <w:style w:type="paragraph" w:styleId="Title">
     <w:name w:val="Title"/>
-    <w:basedOn w:val="Normale"/>
-    <w:next w:val="Normale"/>
-    <w:link w:val="TitoloCarattere"/>
+    <w:basedOn w:val="Normal"/>
+    <w:next w:val="Normal"/>
+    <w:link w:val="TitleChar"/>
     <w:uiPriority w:val="10"/>
     <w:qFormat/>
     <w:rsid w:val="001573D8"/>
@@ -1017,10 +1017,10 @@
       <w:szCs w:val="56"/>
     </w:rPr>
   </w:style>
-  <w:style w:type="character" w:customStyle="1" w:styleId="TitoloCarattere">
+  <w:style w:type="character" w:customStyle="1" w:styleId="TitleChar">
     <w:name w:val="Titolo Carattere"/>
-    <w:basedOn w:val="Carpredefinitoparagrafo"/>
-    <w:link w:val="Titolo"/>
+    <w:basedOn w:val="DefaultParagraphFont"/>
+    <w:link w:val="Title"/>
     <w:uiPriority w:val="10"/>
     <w:rsid w:val="001573D8"/>
     <w:rPr>
@@ -1031,11 +1031,11 @@
       <w:szCs w:val="56"/>
     </w:rPr>
   </w:style>
-  <w:style w:type="paragraph" w:styleId="Sottotitolo">
+  <w:style w:type="paragraph" w:styleId="Subtitle">
     <w:name w:val="Subtitle"/>
-    <w:basedOn w:val="Normale"/>
-    <w:next w:val="Normale"/>
-    <w:link w:val="SottotitoloCarattere"/>
+    <w:basedOn w:val="Normal"/>
+    <w:next w:val="Normal"/>
+    <w:link w:val="SubtitleChar"/>
     <w:uiPriority w:val="11"/>
     <w:qFormat/>
     <w:rsid w:val="001573D8"/>
@@ -1053,10 +1053,10 @@
       <w:szCs w:val="28"/>
     </w:rPr>
   </w:style>
-  <w:style w:type="character" w:customStyle="1" w:styleId="SottotitoloCarattere">
+  <w:style w:type="character" w:customStyle="1" w:styleId="SubtitleChar">
     <w:name w:val="Sottotitolo Carattere"/>
-    <w:basedOn w:val="Carpredefinitoparagrafo"/>
-    <w:link w:val="Sottotitolo"/>
+    <w:basedOn w:val="DefaultParagraphFont"/>
+    <w:link w:val="Subtitle"/>
     <w:uiPriority w:val="11"/>
     <w:rsid w:val="001573D8"/>
     <w:rPr>
@@ -1067,11 +1067,11 @@
       <w:szCs w:val="28"/>
     </w:rPr>
   </w:style>
-  <w:style w:type="paragraph" w:styleId="Citazione">
+  <w:style w:type="paragraph" w:styleId="Quote">
     <w:name w:val="Quote"/>
-    <w:basedOn w:val="Normale"/>
-    <w:next w:val="Normale"/>
-    <w:link w:val="CitazioneCarattere"/>
+    <w:basedOn w:val="Normal"/>
+    <w:next w:val="Normal"/>
+    <w:link w:val="QuoteChar"/>
     <w:uiPriority w:val="29"/>
     <w:qFormat/>
     <w:rsid w:val="001573D8"/>
@@ -1085,10 +1085,10 @@
       <w:color w:val="404040" w:themeColor="text1" w:themeTint="BF"/>
     </w:rPr>
   </w:style>
-  <w:style w:type="character" w:customStyle="1" w:styleId="CitazioneCarattere">
+  <w:style w:type="character" w:customStyle="1" w:styleId="QuoteChar">
     <w:name w:val="Citazione Carattere"/>
-    <w:basedOn w:val="Carpredefinitoparagrafo"/>
-    <w:link w:val="Citazione"/>
+    <w:basedOn w:val="DefaultParagraphFont"/>
+    <w:link w:val="Quote"/>
     <w:uiPriority w:val="29"/>
     <w:rsid w:val="001573D8"/>
     <w:rPr>
@@ -1097,9 +1097,9 @@
       <w:color w:val="404040" w:themeColor="text1" w:themeTint="BF"/>
     </w:rPr>
   </w:style>
-  <w:style w:type="paragraph" w:styleId="Paragrafoelenco">
+  <w:style w:type="paragraph" w:styleId="ListParagraph">
     <w:name w:val="List Paragraph"/>
-    <w:basedOn w:val="Normale"/>
+    <w:basedOn w:val="Normal"/>
     <w:uiPriority w:val="34"/>
     <w:qFormat/>
     <w:rsid w:val="001573D8"/>
@@ -1108,9 +1108,9 @@
       <w:contextualSpacing/>
     </w:pPr>
   </w:style>
-  <w:style w:type="character" w:styleId="Enfasiintensa">
+  <w:style w:type="character" w:styleId="IntenseEmphasis">
     <w:name w:val="Intense Emphasis"/>
-    <w:basedOn w:val="Carpredefinitoparagrafo"/>
+    <w:basedOn w:val="DefaultParagraphFont"/>
     <w:uiPriority w:val="21"/>
     <w:qFormat/>
     <w:rsid w:val="001573D8"/>
@@ -1120,11 +1120,11 @@
       <w:color w:val="0F4761" w:themeColor="accent1" w:themeShade="BF"/>
     </w:rPr>
   </w:style>
-  <w:style w:type="paragraph" w:styleId="Citazioneintensa">
+  <w:style w:type="paragraph" w:styleId="IntenseQuote">
     <w:name w:val="Intense Quote"/>
-    <w:basedOn w:val="Normale"/>
-    <w:next w:val="Normale"/>
-    <w:link w:val="CitazioneintensaCarattere"/>
+    <w:basedOn w:val="Normal"/>
+    <w:next w:val="Normal"/>
+    <w:link w:val="IntenseQuoteChar"/>
     <w:uiPriority w:val="30"/>
     <w:qFormat/>
     <w:rsid w:val="001573D8"/>
@@ -1143,10 +1143,10 @@
       <w:color w:val="0F4761" w:themeColor="accent1" w:themeShade="BF"/>
     </w:rPr>
   </w:style>
-  <w:style w:type="character" w:customStyle="1" w:styleId="CitazioneintensaCarattere">
+  <w:style w:type="character" w:customStyle="1" w:styleId="IntenseQuoteChar">
     <w:name w:val="Citazione intensa Carattere"/>
-    <w:basedOn w:val="Carpredefinitoparagrafo"/>
-    <w:link w:val="Citazioneintensa"/>
+    <w:basedOn w:val="DefaultParagraphFont"/>
+    <w:link w:val="IntenseQuote"/>
     <w:uiPriority w:val="30"/>
     <w:rsid w:val="001573D8"/>
     <w:rPr>
@@ -1155,9 +1155,9 @@
       <w:color w:val="0F4761" w:themeColor="accent1" w:themeShade="BF"/>
     </w:rPr>
   </w:style>
-  <w:style w:type="character" w:styleId="Riferimentointenso">
+  <w:style w:type="character" w:styleId="IntenseReference">
     <w:name w:val="Intense Reference"/>
-    <w:basedOn w:val="Carpredefinitoparagrafo"/>
+    <w:basedOn w:val="DefaultParagraphFont"/>
     <w:uiPriority w:val="32"/>
     <w:qFormat/>
     <w:rsid w:val="001573D8"/>
